--- a/public/templates/sop-audit-trail-review.docx
+++ b/public/templates/sop-audit-trail-review.docx
@@ -496,7 +496,7 @@
         <w:t>Audit trail</w:t>
       </w:r>
       <w:r>
-        <w:t>: secure, computer-generated, time-stamped record that allows reconstruction of the events relating to creation, modification, or deletion of an electronic record.</w:t>
+        <w:t>: a protected, system-produced log, with each entry carrying its own date and time, that captures who did what to a record so the full history of how the record was created, altered, or removed can be traced back later. See 21 CFR Part 11 and EU GMP Annex 11 section 9 for the controlling requirements.</w:t>
       </w:r>
     </w:p>
     <w:p>
